--- a/Telco_Customer_Churn_Analysis.docx
+++ b/Telco_Customer_Churn_Analysis.docx
@@ -372,7 +372,7 @@
           <w14:ligatures w14:val="none"/>
         </w:rPr>
         <w:lastRenderedPageBreak/>
-        <w:t>Which internet service ranks highest in churn relative to cost, using a window function to compare all three types at once?</w:t>
+        <w:t>Which internet service type has the highest churn rate, shown alongside its average monthly charge, using a window function (RANK) to compare all three types at once?</w:t>
       </w:r>
     </w:p>
     <w:p>
@@ -2729,7 +2729,6 @@
   <w:style w:type="character" w:default="1" w:styleId="DefaultParagraphFont">
     <w:name w:val="Default Paragraph Font"/>
     <w:uiPriority w:val="1"/>
-    <w:semiHidden/>
     <w:unhideWhenUsed/>
   </w:style>
   <w:style w:type="table" w:default="1" w:styleId="TableNormal">
